--- a/git cammands.docx
+++ b/git cammands.docx
@@ -26,7 +26,15 @@
     </w:p>
     <w:p>
       <w:r>
-        <w:t>staging area exist because you have 10 files which you have changed</w:t>
+        <w:t xml:space="preserve">staging area </w:t>
+      </w:r>
+      <w:proofErr w:type="gramStart"/>
+      <w:r>
+        <w:t>exist</w:t>
+      </w:r>
+      <w:proofErr w:type="gramEnd"/>
+      <w:r>
+        <w:t xml:space="preserve"> because you have 10 files which you have changed</w:t>
       </w:r>
       <w:r>
         <w:t xml:space="preserve"> but you want to save only </w:t>
@@ -35,6 +43,361 @@
         <w:t>two files</w:t>
       </w:r>
     </w:p>
+    <w:p>
+      <w:r>
+        <w:rPr>
+          <w:b/>
+          <w:bCs/>
+        </w:rPr>
+        <w:t>git add &lt;filename1&gt; &lt;filename2&gt;</w:t>
+      </w:r>
+      <w:proofErr w:type="gramStart"/>
+      <w:r>
+        <w:rPr>
+          <w:b/>
+          <w:bCs/>
+        </w:rPr>
+        <w:t xml:space="preserve"> </w:t>
+      </w:r>
+      <w:r>
+        <w:rPr>
+          <w:b/>
+          <w:bCs/>
+        </w:rPr>
+        <w:t>..</w:t>
+      </w:r>
+      <w:proofErr w:type="gramEnd"/>
+      <w:r>
+        <w:rPr>
+          <w:b/>
+          <w:bCs/>
+        </w:rPr>
+        <w:t xml:space="preserve"> &lt;filename n&gt; </w:t>
+      </w:r>
+      <w:r>
+        <w:t>=&gt; to add multip</w:t>
+      </w:r>
+      <w:r>
+        <w:t>l</w:t>
+      </w:r>
+      <w:r>
+        <w:t xml:space="preserve">e </w:t>
+      </w:r>
+      <w:proofErr w:type="gramStart"/>
+      <w:r>
+        <w:t>file</w:t>
+      </w:r>
+      <w:proofErr w:type="gramEnd"/>
+      <w:r>
+        <w:t xml:space="preserve"> to staging area.</w:t>
+      </w:r>
+    </w:p>
+    <w:p>
+      <w:r>
+        <w:rPr>
+          <w:b/>
+          <w:bCs/>
+        </w:rPr>
+        <w:t xml:space="preserve">git </w:t>
+      </w:r>
+      <w:proofErr w:type="gramStart"/>
+      <w:r>
+        <w:rPr>
+          <w:b/>
+          <w:bCs/>
+        </w:rPr>
+        <w:t>add .</w:t>
+      </w:r>
+      <w:proofErr w:type="gramEnd"/>
+      <w:r>
+        <w:t xml:space="preserve"> =&gt; to add all filed to staging area.</w:t>
+      </w:r>
+    </w:p>
+    <w:p>
+      <w:pPr>
+        <w:rPr>
+          <w:b/>
+          <w:bCs/>
+        </w:rPr>
+      </w:pPr>
+      <w:r>
+        <w:rPr>
+          <w:b/>
+          <w:bCs/>
+        </w:rPr>
+        <w:t>git commit -m “&lt;commit message&gt;”</w:t>
+      </w:r>
+    </w:p>
+    <w:p>
+      <w:r>
+        <w:rPr>
+          <w:b/>
+          <w:bCs/>
+        </w:rPr>
+        <w:t xml:space="preserve">git </w:t>
+      </w:r>
+      <w:r>
+        <w:rPr>
+          <w:b/>
+          <w:bCs/>
+        </w:rPr>
+        <w:t>restore &lt;filename&gt;</w:t>
+      </w:r>
+      <w:r>
+        <w:rPr>
+          <w:b/>
+          <w:bCs/>
+        </w:rPr>
+        <w:t xml:space="preserve"> </w:t>
+      </w:r>
+      <w:r>
+        <w:t xml:space="preserve">To restore </w:t>
+      </w:r>
+      <w:r>
+        <w:t xml:space="preserve">the file </w:t>
+      </w:r>
+    </w:p>
+    <w:p>
+      <w:pPr>
+        <w:jc w:val="center"/>
+      </w:pPr>
+      <w:r>
+        <w:rPr>
+          <w:noProof/>
+        </w:rPr>
+        <w:drawing>
+          <wp:inline distT="0" distB="0" distL="0" distR="0" wp14:anchorId="2CCB6885" wp14:editId="12758020">
+            <wp:extent cx="5420481" cy="609685"/>
+            <wp:effectExtent l="0" t="0" r="8890" b="0"/>
+            <wp:docPr id="1583352884" name="Picture 1"/>
+            <wp:cNvGraphicFramePr>
+              <a:graphicFrameLocks xmlns:a="http://schemas.openxmlformats.org/drawingml/2006/main" noChangeAspect="1"/>
+            </wp:cNvGraphicFramePr>
+            <a:graphic xmlns:a="http://schemas.openxmlformats.org/drawingml/2006/main">
+              <a:graphicData uri="http://schemas.openxmlformats.org/drawingml/2006/picture">
+                <pic:pic xmlns:pic="http://schemas.openxmlformats.org/drawingml/2006/picture">
+                  <pic:nvPicPr>
+                    <pic:cNvPr id="1583352884" name=""/>
+                    <pic:cNvPicPr/>
+                  </pic:nvPicPr>
+                  <pic:blipFill>
+                    <a:blip r:embed="rId4"/>
+                    <a:stretch>
+                      <a:fillRect/>
+                    </a:stretch>
+                  </pic:blipFill>
+                  <pic:spPr>
+                    <a:xfrm>
+                      <a:off x="0" y="0"/>
+                      <a:ext cx="5420481" cy="609685"/>
+                    </a:xfrm>
+                    <a:prstGeom prst="rect">
+                      <a:avLst/>
+                    </a:prstGeom>
+                  </pic:spPr>
+                </pic:pic>
+              </a:graphicData>
+            </a:graphic>
+          </wp:inline>
+        </w:drawing>
+      </w:r>
+    </w:p>
+    <w:p>
+      <w:r>
+        <w:t>You will get above error i</w:t>
+      </w:r>
+      <w:r>
+        <w:t>f</w:t>
+      </w:r>
+      <w:r>
+        <w:t xml:space="preserve"> you try to restore untracked file </w:t>
+      </w:r>
+      <w:r>
+        <w:t xml:space="preserve">that </w:t>
+      </w:r>
+      <w:proofErr w:type="gramStart"/>
+      <w:r>
+        <w:t>is</w:t>
+      </w:r>
+      <w:r>
+        <w:t xml:space="preserve"> </w:t>
+      </w:r>
+      <w:r>
+        <w:t>.</w:t>
+      </w:r>
+      <w:r>
+        <w:t>git</w:t>
+      </w:r>
+      <w:proofErr w:type="gramEnd"/>
+      <w:r>
+        <w:t xml:space="preserve"> folder does not know about it</w:t>
+      </w:r>
+      <w:r>
+        <w:t>.</w:t>
+      </w:r>
+    </w:p>
+    <w:p>
+      <w:r>
+        <w:t xml:space="preserve">By this your file </w:t>
+      </w:r>
+      <w:r>
+        <w:t xml:space="preserve">will be restored to its previous state it was in its previous commit </w:t>
+      </w:r>
+    </w:p>
+    <w:p>
+      <w:pPr>
+        <w:jc w:val="center"/>
+      </w:pPr>
+      <w:r>
+        <w:rPr>
+          <w:noProof/>
+        </w:rPr>
+        <w:drawing>
+          <wp:inline distT="0" distB="0" distL="0" distR="0" wp14:anchorId="3DC23147" wp14:editId="5DE94503">
+            <wp:extent cx="4696480" cy="1552792"/>
+            <wp:effectExtent l="0" t="0" r="0" b="9525"/>
+            <wp:docPr id="1184961144" name="Picture 1"/>
+            <wp:cNvGraphicFramePr>
+              <a:graphicFrameLocks xmlns:a="http://schemas.openxmlformats.org/drawingml/2006/main" noChangeAspect="1"/>
+            </wp:cNvGraphicFramePr>
+            <a:graphic xmlns:a="http://schemas.openxmlformats.org/drawingml/2006/main">
+              <a:graphicData uri="http://schemas.openxmlformats.org/drawingml/2006/picture">
+                <pic:pic xmlns:pic="http://schemas.openxmlformats.org/drawingml/2006/picture">
+                  <pic:nvPicPr>
+                    <pic:cNvPr id="1184961144" name=""/>
+                    <pic:cNvPicPr/>
+                  </pic:nvPicPr>
+                  <pic:blipFill>
+                    <a:blip r:embed="rId5"/>
+                    <a:stretch>
+                      <a:fillRect/>
+                    </a:stretch>
+                  </pic:blipFill>
+                  <pic:spPr>
+                    <a:xfrm>
+                      <a:off x="0" y="0"/>
+                      <a:ext cx="4696480" cy="1552792"/>
+                    </a:xfrm>
+                    <a:prstGeom prst="rect">
+                      <a:avLst/>
+                    </a:prstGeom>
+                  </pic:spPr>
+                </pic:pic>
+              </a:graphicData>
+            </a:graphic>
+          </wp:inline>
+        </w:drawing>
+      </w:r>
+    </w:p>
+    <w:p/>
+    <w:p>
+      <w:pPr>
+        <w:rPr>
+          <w:b/>
+          <w:bCs/>
+        </w:rPr>
+      </w:pPr>
+      <w:proofErr w:type="spellStart"/>
+      <w:r>
+        <w:rPr>
+          <w:b/>
+          <w:bCs/>
+        </w:rPr>
+        <w:t>mkdir</w:t>
+      </w:r>
+      <w:proofErr w:type="spellEnd"/>
+      <w:r>
+        <w:rPr>
+          <w:b/>
+          <w:bCs/>
+        </w:rPr>
+        <w:t xml:space="preserve"> &lt;folder name&gt;</w:t>
+      </w:r>
+    </w:p>
+    <w:p>
+      <w:pPr>
+        <w:rPr>
+          <w:b/>
+          <w:bCs/>
+        </w:rPr>
+      </w:pPr>
+      <w:r>
+        <w:rPr>
+          <w:b/>
+          <w:bCs/>
+        </w:rPr>
+        <w:t>git clone &lt;URL of repository to clone&gt;</w:t>
+      </w:r>
+    </w:p>
+    <w:p>
+      <w:r>
+        <w:rPr>
+          <w:b/>
+          <w:bCs/>
+        </w:rPr>
+        <w:t xml:space="preserve">git </w:t>
+      </w:r>
+      <w:r>
+        <w:rPr>
+          <w:b/>
+          <w:bCs/>
+        </w:rPr>
+        <w:t>echo "Hello Git!" &gt; hello.txt</w:t>
+      </w:r>
+      <w:r>
+        <w:rPr>
+          <w:b/>
+          <w:bCs/>
+        </w:rPr>
+        <w:t xml:space="preserve"> =&gt;</w:t>
+      </w:r>
+      <w:r>
+        <w:t xml:space="preserve"> Adding a file</w:t>
+      </w:r>
+    </w:p>
+    <w:p>
+      <w:r>
+        <w:rPr>
+          <w:b/>
+          <w:bCs/>
+        </w:rPr>
+        <w:t xml:space="preserve">echo "This is my first change" &gt;&gt; </w:t>
+      </w:r>
+      <w:proofErr w:type="gramStart"/>
+      <w:r>
+        <w:rPr>
+          <w:b/>
+          <w:bCs/>
+        </w:rPr>
+        <w:t>hello.txt</w:t>
+      </w:r>
+      <w:r>
+        <w:rPr>
+          <w:b/>
+          <w:bCs/>
+        </w:rPr>
+        <w:t xml:space="preserve">  </w:t>
+      </w:r>
+      <w:r>
+        <w:rPr>
+          <w:b/>
+          <w:bCs/>
+        </w:rPr>
+        <w:t>=</w:t>
+      </w:r>
+      <w:proofErr w:type="gramEnd"/>
+      <w:r>
+        <w:rPr>
+          <w:b/>
+          <w:bCs/>
+        </w:rPr>
+        <w:t xml:space="preserve">&gt; </w:t>
+      </w:r>
+      <w:r>
+        <w:t>Making Further Changes</w:t>
+      </w:r>
+    </w:p>
+    <w:p/>
     <w:sectPr>
       <w:pgSz w:w="11906" w:h="16838"/>
       <w:pgMar w:top="1440" w:right="1440" w:bottom="1440" w:left="1440" w:header="708" w:footer="708" w:gutter="0"/>
@@ -474,7 +837,6 @@
     <w:next w:val="Normal"/>
     <w:link w:val="Heading2Char"/>
     <w:uiPriority w:val="9"/>
-    <w:semiHidden/>
     <w:unhideWhenUsed/>
     <w:qFormat/>
     <w:rsid w:val="00314E37"/>
@@ -691,7 +1053,6 @@
     <w:basedOn w:val="DefaultParagraphFont"/>
     <w:link w:val="Heading2"/>
     <w:uiPriority w:val="9"/>
-    <w:semiHidden/>
     <w:rsid w:val="00314E37"/>
     <w:rPr>
       <w:rFonts w:asciiTheme="majorHAnsi" w:eastAsiaTheme="majorEastAsia" w:hAnsiTheme="majorHAnsi" w:cstheme="majorBidi"/>

--- a/git cammands.docx
+++ b/git cammands.docx
@@ -26,15 +26,7 @@
     </w:p>
     <w:p>
       <w:r>
-        <w:t xml:space="preserve">staging area </w:t>
-      </w:r>
-      <w:proofErr w:type="gramStart"/>
-      <w:r>
-        <w:t>exist</w:t>
-      </w:r>
-      <w:proofErr w:type="gramEnd"/>
-      <w:r>
-        <w:t xml:space="preserve"> because you have 10 files which you have changed</w:t>
+        <w:t>staging area exist because you have 10 files which you have changed</w:t>
       </w:r>
       <w:r>
         <w:t xml:space="preserve"> but you want to save only </w:t>
@@ -49,9 +41,67 @@
           <w:b/>
           <w:bCs/>
         </w:rPr>
-        <w:t>git add &lt;filename1&gt; &lt;filename2&gt;</w:t>
-      </w:r>
-      <w:proofErr w:type="gramStart"/>
+        <w:t xml:space="preserve">git add &lt;filename1&gt; &lt;filename2&gt; </w:t>
+      </w:r>
+      <w:r>
+        <w:rPr>
+          <w:b/>
+          <w:bCs/>
+        </w:rPr>
+        <w:t xml:space="preserve">.. &lt;filename n&gt; </w:t>
+      </w:r>
+      <w:r>
+        <w:t>=&gt; to add multip</w:t>
+      </w:r>
+      <w:r>
+        <w:t>l</w:t>
+      </w:r>
+      <w:r>
+        <w:t>e file to staging area.</w:t>
+      </w:r>
+    </w:p>
+    <w:p>
+      <w:r>
+        <w:rPr>
+          <w:b/>
+          <w:bCs/>
+        </w:rPr>
+        <w:t>git add .</w:t>
+      </w:r>
+      <w:r>
+        <w:t xml:space="preserve"> =&gt; to add all filed to staging area.</w:t>
+      </w:r>
+    </w:p>
+    <w:p>
+      <w:pPr>
+        <w:rPr>
+          <w:b/>
+          <w:bCs/>
+        </w:rPr>
+      </w:pPr>
+      <w:r>
+        <w:rPr>
+          <w:b/>
+          <w:bCs/>
+        </w:rPr>
+        <w:t>git commit -m “&lt;commit message&gt;”</w:t>
+      </w:r>
+    </w:p>
+    <w:p>
+      <w:r>
+        <w:rPr>
+          <w:b/>
+          <w:bCs/>
+        </w:rPr>
+        <w:t xml:space="preserve">git </w:t>
+      </w:r>
+      <w:r>
+        <w:rPr>
+          <w:b/>
+          <w:bCs/>
+        </w:rPr>
+        <w:t>restore &lt;filename&gt;</w:t>
+      </w:r>
       <w:r>
         <w:rPr>
           <w:b/>
@@ -60,101 +110,13 @@
         <w:t xml:space="preserve"> </w:t>
       </w:r>
       <w:r>
-        <w:rPr>
-          <w:b/>
-          <w:bCs/>
-        </w:rPr>
-        <w:t>..</w:t>
-      </w:r>
-      <w:proofErr w:type="gramEnd"/>
-      <w:r>
-        <w:rPr>
-          <w:b/>
-          <w:bCs/>
-        </w:rPr>
-        <w:t xml:space="preserve"> &lt;filename n&gt; </w:t>
-      </w:r>
-      <w:r>
-        <w:t>=&gt; to add multip</w:t>
-      </w:r>
-      <w:r>
-        <w:t>l</w:t>
-      </w:r>
-      <w:r>
-        <w:t xml:space="preserve">e </w:t>
-      </w:r>
-      <w:proofErr w:type="gramStart"/>
-      <w:r>
-        <w:t>file</w:t>
-      </w:r>
-      <w:proofErr w:type="gramEnd"/>
-      <w:r>
-        <w:t xml:space="preserve"> to staging area.</w:t>
-      </w:r>
-    </w:p>
-    <w:p>
-      <w:r>
-        <w:rPr>
-          <w:b/>
-          <w:bCs/>
-        </w:rPr>
-        <w:t xml:space="preserve">git </w:t>
-      </w:r>
-      <w:proofErr w:type="gramStart"/>
-      <w:r>
-        <w:rPr>
-          <w:b/>
-          <w:bCs/>
-        </w:rPr>
-        <w:t>add .</w:t>
-      </w:r>
-      <w:proofErr w:type="gramEnd"/>
-      <w:r>
-        <w:t xml:space="preserve"> =&gt; to add all filed to staging area.</w:t>
-      </w:r>
-    </w:p>
-    <w:p>
-      <w:pPr>
-        <w:rPr>
-          <w:b/>
-          <w:bCs/>
-        </w:rPr>
-      </w:pPr>
-      <w:r>
-        <w:rPr>
-          <w:b/>
-          <w:bCs/>
-        </w:rPr>
-        <w:t>git commit -m “&lt;commit message&gt;”</w:t>
-      </w:r>
-    </w:p>
-    <w:p>
-      <w:r>
-        <w:rPr>
-          <w:b/>
-          <w:bCs/>
-        </w:rPr>
-        <w:t xml:space="preserve">git </w:t>
-      </w:r>
-      <w:r>
-        <w:rPr>
-          <w:b/>
-          <w:bCs/>
-        </w:rPr>
-        <w:t>restore &lt;filename&gt;</w:t>
-      </w:r>
-      <w:r>
-        <w:rPr>
-          <w:b/>
-          <w:bCs/>
-        </w:rPr>
-        <w:t xml:space="preserve"> </w:t>
-      </w:r>
-      <w:r>
         <w:t xml:space="preserve">To restore </w:t>
       </w:r>
       <w:r>
         <w:t xml:space="preserve">the file </w:t>
+      </w:r>
+      <w:r>
+        <w:t>when it is not staged</w:t>
       </w:r>
     </w:p>
     <w:p>
@@ -204,6 +166,24 @@
     </w:p>
     <w:p>
       <w:r>
+        <w:t xml:space="preserve">To move from staged to </w:t>
+      </w:r>
+      <w:proofErr w:type="spellStart"/>
+      <w:r>
+        <w:t>unstage</w:t>
+      </w:r>
+      <w:proofErr w:type="spellEnd"/>
+      <w:r>
+        <w:t xml:space="preserve"> modified  we execute</w:t>
+      </w:r>
+    </w:p>
+    <w:p>
+      <w:r>
+        <w:t>Git restore –staged &lt;filename&gt;</w:t>
+      </w:r>
+    </w:p>
+    <w:p>
+      <w:r>
         <w:t>You will get above error i</w:t>
       </w:r>
       <w:r>
@@ -213,11 +193,7 @@
         <w:t xml:space="preserve"> you try to restore untracked file </w:t>
       </w:r>
       <w:r>
-        <w:t xml:space="preserve">that </w:t>
-      </w:r>
-      <w:proofErr w:type="gramStart"/>
-      <w:r>
-        <w:t>is</w:t>
+        <w:t>that is</w:t>
       </w:r>
       <w:r>
         <w:t xml:space="preserve"> </w:t>
@@ -226,11 +202,7 @@
         <w:t>.</w:t>
       </w:r>
       <w:r>
-        <w:t>git</w:t>
-      </w:r>
-      <w:proofErr w:type="gramEnd"/>
-      <w:r>
-        <w:t xml:space="preserve"> folder does not know about it</w:t>
+        <w:t>git folder does not know about it</w:t>
       </w:r>
       <w:r>
         <w:t>.</w:t>
@@ -361,15 +333,7 @@
           <w:b/>
           <w:bCs/>
         </w:rPr>
-        <w:t xml:space="preserve">echo "This is my first change" &gt;&gt; </w:t>
-      </w:r>
-      <w:proofErr w:type="gramStart"/>
-      <w:r>
-        <w:rPr>
-          <w:b/>
-          <w:bCs/>
-        </w:rPr>
-        <w:t>hello.txt</w:t>
+        <w:t>echo "This is my first change" &gt;&gt; hello.txt</w:t>
       </w:r>
       <w:r>
         <w:rPr>
@@ -383,21 +347,56 @@
           <w:b/>
           <w:bCs/>
         </w:rPr>
-        <w:t>=</w:t>
-      </w:r>
-      <w:proofErr w:type="gramEnd"/>
-      <w:r>
-        <w:rPr>
-          <w:b/>
-          <w:bCs/>
-        </w:rPr>
-        <w:t xml:space="preserve">&gt; </w:t>
+        <w:t xml:space="preserve">=&gt; </w:t>
       </w:r>
       <w:r>
         <w:t>Making Further Changes</w:t>
       </w:r>
     </w:p>
-    <w:p/>
+    <w:p>
+      <w:pPr>
+        <w:rPr>
+          <w:b/>
+          <w:bCs/>
+        </w:rPr>
+      </w:pPr>
+      <w:r>
+        <w:rPr>
+          <w:b/>
+          <w:bCs/>
+        </w:rPr>
+        <w:t>git diff</w:t>
+      </w:r>
+    </w:p>
+    <w:p>
+      <w:r>
+        <w:t>Shows what you've changed but haven't staged yet.</w:t>
+      </w:r>
+    </w:p>
+    <w:p>
+      <w:r>
+        <w:t xml:space="preserve">It compared its </w:t>
+      </w:r>
+      <w:proofErr w:type="spellStart"/>
+      <w:r>
+        <w:t>unstaged</w:t>
+      </w:r>
+      <w:proofErr w:type="spellEnd"/>
+      <w:r>
+        <w:t xml:space="preserve"> version to its staged version if there is no staged version then last commit </w:t>
+      </w:r>
+      <w:r>
+        <w:t xml:space="preserve">will be compared to </w:t>
+      </w:r>
+      <w:proofErr w:type="spellStart"/>
+      <w:r>
+        <w:t>unstaged</w:t>
+      </w:r>
+      <w:proofErr w:type="spellEnd"/>
+      <w:r>
+        <w:t xml:space="preserve"> version.</w:t>
+      </w:r>
+    </w:p>
     <w:sectPr>
       <w:pgSz w:w="11906" w:h="16838"/>
       <w:pgMar w:top="1440" w:right="1440" w:bottom="1440" w:left="1440" w:header="708" w:footer="708" w:gutter="0"/>
@@ -1011,7 +1010,6 @@
   <w:style w:type="character" w:default="1" w:styleId="DefaultParagraphFont">
     <w:name w:val="Default Paragraph Font"/>
     <w:uiPriority w:val="1"/>
-    <w:semiHidden/>
     <w:unhideWhenUsed/>
   </w:style>
   <w:style w:type="table" w:default="1" w:styleId="TableNormal">

--- a/git cammands.docx
+++ b/git cammands.docx
@@ -166,46 +166,57 @@
     </w:p>
     <w:p>
       <w:r>
-        <w:t xml:space="preserve">To move from staged to </w:t>
-      </w:r>
-      <w:proofErr w:type="spellStart"/>
-      <w:r>
-        <w:t>unstage</w:t>
-      </w:r>
-      <w:proofErr w:type="spellEnd"/>
-      <w:r>
-        <w:t xml:space="preserve"> modified  we execute</w:t>
-      </w:r>
-    </w:p>
-    <w:p>
-      <w:r>
+        <w:t>You will get above error i</w:t>
+      </w:r>
+      <w:r>
+        <w:t>f</w:t>
+      </w:r>
+      <w:r>
+        <w:t xml:space="preserve"> you try to restore untracked file </w:t>
+      </w:r>
+      <w:r>
+        <w:t>that is</w:t>
+      </w:r>
+      <w:r>
+        <w:t xml:space="preserve"> not tracked in</w:t>
+      </w:r>
+      <w:r>
+        <w:t xml:space="preserve"> </w:t>
+      </w:r>
+      <w:r>
+        <w:t>.</w:t>
+      </w:r>
+      <w:r>
+        <w:t>git folder</w:t>
+      </w:r>
+      <w:r>
+        <w:t xml:space="preserve"> and it</w:t>
+      </w:r>
+      <w:r>
+        <w:t xml:space="preserve"> does not know about it</w:t>
+      </w:r>
+      <w:r>
+        <w:t>.</w:t>
+      </w:r>
+    </w:p>
+    <w:p>
+      <w:r>
+        <w:t>To move from staged to unstage modified  we execute</w:t>
+      </w:r>
+    </w:p>
+    <w:p>
+      <w:pPr>
+        <w:rPr>
+          <w:b/>
+          <w:bCs/>
+        </w:rPr>
+      </w:pPr>
+      <w:r>
+        <w:rPr>
+          <w:b/>
+          <w:bCs/>
+        </w:rPr>
         <w:t>Git restore –staged &lt;filename&gt;</w:t>
-      </w:r>
-    </w:p>
-    <w:p>
-      <w:r>
-        <w:t>You will get above error i</w:t>
-      </w:r>
-      <w:r>
-        <w:t>f</w:t>
-      </w:r>
-      <w:r>
-        <w:t xml:space="preserve"> you try to restore untracked file </w:t>
-      </w:r>
-      <w:r>
-        <w:t>that is</w:t>
-      </w:r>
-      <w:r>
-        <w:t xml:space="preserve"> </w:t>
-      </w:r>
-      <w:r>
-        <w:t>.</w:t>
-      </w:r>
-      <w:r>
-        <w:t>git folder does not know about it</w:t>
-      </w:r>
-      <w:r>
-        <w:t>.</w:t>
       </w:r>
     </w:p>
     <w:p>
@@ -269,21 +280,12 @@
           <w:bCs/>
         </w:rPr>
       </w:pPr>
-      <w:proofErr w:type="spellStart"/>
-      <w:r>
-        <w:rPr>
-          <w:b/>
-          <w:bCs/>
-        </w:rPr>
-        <w:t>mkdir</w:t>
-      </w:r>
-      <w:proofErr w:type="spellEnd"/>
-      <w:r>
-        <w:rPr>
-          <w:b/>
-          <w:bCs/>
-        </w:rPr>
-        <w:t xml:space="preserve"> &lt;folder name&gt;</w:t>
+      <w:r>
+        <w:rPr>
+          <w:b/>
+          <w:bCs/>
+        </w:rPr>
+        <w:t>mkdir &lt;folder name&gt;</w:t>
       </w:r>
     </w:p>
     <w:p>
@@ -375,28 +377,113 @@
     </w:p>
     <w:p>
       <w:r>
-        <w:t xml:space="preserve">It compared its </w:t>
-      </w:r>
-      <w:proofErr w:type="spellStart"/>
-      <w:r>
-        <w:t>unstaged</w:t>
-      </w:r>
-      <w:proofErr w:type="spellEnd"/>
-      <w:r>
-        <w:t xml:space="preserve"> version to its staged version if there is no staged version then last commit </w:t>
-      </w:r>
-      <w:r>
-        <w:t xml:space="preserve">will be compared to </w:t>
-      </w:r>
-      <w:proofErr w:type="spellStart"/>
-      <w:r>
-        <w:t>unstaged</w:t>
-      </w:r>
-      <w:proofErr w:type="spellEnd"/>
-      <w:r>
-        <w:t xml:space="preserve"> version.</w:t>
-      </w:r>
-    </w:p>
+        <w:t xml:space="preserve">It compared its unstaged version to its staged version if there is no staged version then last commit </w:t>
+      </w:r>
+      <w:r>
+        <w:t>will be compared to unstaged version.</w:t>
+      </w:r>
+    </w:p>
+    <w:p>
+      <w:pPr>
+        <w:rPr>
+          <w:b/>
+          <w:bCs/>
+        </w:rPr>
+      </w:pPr>
+      <w:r>
+        <w:rPr>
+          <w:b/>
+          <w:bCs/>
+        </w:rPr>
+        <w:t xml:space="preserve">git diff </w:t>
+      </w:r>
+      <w:r>
+        <w:rPr>
+          <w:b/>
+          <w:bCs/>
+        </w:rPr>
+        <w:t>–</w:t>
+      </w:r>
+      <w:r>
+        <w:rPr>
+          <w:b/>
+          <w:bCs/>
+        </w:rPr>
+        <w:t>-</w:t>
+      </w:r>
+      <w:r>
+        <w:rPr>
+          <w:b/>
+          <w:bCs/>
+        </w:rPr>
+        <w:t>staged</w:t>
+      </w:r>
+    </w:p>
+    <w:p>
+      <w:r>
+        <w:t xml:space="preserve">see what you </w:t>
+      </w:r>
+      <w:r>
+        <w:t>changes you have done in staged area as compared to last commit</w:t>
+      </w:r>
+    </w:p>
+    <w:p>
+      <w:r>
+        <w:t>git diff HEAD~1 HEAD</w:t>
+      </w:r>
+    </w:p>
+    <w:p>
+      <w:r>
+        <w:lastRenderedPageBreak/>
+        <w:t xml:space="preserve">Compare the last commit with the </w:t>
+      </w:r>
+      <w:r>
+        <w:t>second last</w:t>
+      </w:r>
+      <w:r>
+        <w:t xml:space="preserve"> commit </w:t>
+      </w:r>
+    </w:p>
+    <w:p>
+      <w:r>
+        <w:t xml:space="preserve">Press </w:t>
+      </w:r>
+      <w:r>
+        <w:rPr>
+          <w:b/>
+          <w:bCs/>
+        </w:rPr>
+        <w:t>Q</w:t>
+      </w:r>
+      <w:r>
+        <w:t xml:space="preserve"> to quit the infinite loop of showing result.</w:t>
+      </w:r>
+    </w:p>
+    <w:p>
+      <w:r>
+        <w:t xml:space="preserve">Press </w:t>
+      </w:r>
+      <w:r>
+        <w:rPr>
+          <w:b/>
+          <w:bCs/>
+        </w:rPr>
+        <w:t>tab</w:t>
+      </w:r>
+      <w:r>
+        <w:t xml:space="preserve"> while typing command as it wil</w:t>
+      </w:r>
+      <w:r>
+        <w:t>l</w:t>
+      </w:r>
+      <w:r>
+        <w:t xml:space="preserve"> auto correct</w:t>
+      </w:r>
+      <w:r>
+        <w:t>.</w:t>
+      </w:r>
+    </w:p>
+    <w:p/>
     <w:sectPr>
       <w:pgSz w:w="11906" w:h="16838"/>
       <w:pgMar w:top="1440" w:right="1440" w:bottom="1440" w:left="1440" w:header="708" w:footer="708" w:gutter="0"/>
@@ -1010,6 +1097,7 @@
   <w:style w:type="character" w:default="1" w:styleId="DefaultParagraphFont">
     <w:name w:val="Default Paragraph Font"/>
     <w:uiPriority w:val="1"/>
+    <w:semiHidden/>
     <w:unhideWhenUsed/>
   </w:style>
   <w:style w:type="table" w:default="1" w:styleId="TableNormal">

--- a/git cammands.docx
+++ b/git cammands.docx
@@ -26,7 +26,15 @@
     </w:p>
     <w:p>
       <w:r>
-        <w:t>staging area exist because you have 10 files which you have changed</w:t>
+        <w:t xml:space="preserve">staging area </w:t>
+      </w:r>
+      <w:proofErr w:type="gramStart"/>
+      <w:r>
+        <w:t>exist</w:t>
+      </w:r>
+      <w:proofErr w:type="gramEnd"/>
+      <w:r>
+        <w:t xml:space="preserve"> because you have 10 files which you have changed</w:t>
       </w:r>
       <w:r>
         <w:t xml:space="preserve"> but you want to save only </w:t>
@@ -41,14 +49,30 @@
           <w:b/>
           <w:bCs/>
         </w:rPr>
-        <w:t xml:space="preserve">git add &lt;filename1&gt; &lt;filename2&gt; </w:t>
-      </w:r>
-      <w:r>
-        <w:rPr>
-          <w:b/>
-          <w:bCs/>
-        </w:rPr>
-        <w:t xml:space="preserve">.. &lt;filename n&gt; </w:t>
+        <w:t>git add &lt;filename1&gt; &lt;filename2&gt;</w:t>
+      </w:r>
+      <w:proofErr w:type="gramStart"/>
+      <w:r>
+        <w:rPr>
+          <w:b/>
+          <w:bCs/>
+        </w:rPr>
+        <w:t xml:space="preserve"> </w:t>
+      </w:r>
+      <w:r>
+        <w:rPr>
+          <w:b/>
+          <w:bCs/>
+        </w:rPr>
+        <w:t>..</w:t>
+      </w:r>
+      <w:proofErr w:type="gramEnd"/>
+      <w:r>
+        <w:rPr>
+          <w:b/>
+          <w:bCs/>
+        </w:rPr>
+        <w:t xml:space="preserve"> &lt;filename n&gt; </w:t>
       </w:r>
       <w:r>
         <w:t>=&gt; to add multip</w:t>
@@ -57,17 +81,34 @@
         <w:t>l</w:t>
       </w:r>
       <w:r>
-        <w:t>e file to staging area.</w:t>
-      </w:r>
-    </w:p>
-    <w:p>
-      <w:r>
-        <w:rPr>
-          <w:b/>
-          <w:bCs/>
-        </w:rPr>
-        <w:t>git add .</w:t>
-      </w:r>
+        <w:t xml:space="preserve">e </w:t>
+      </w:r>
+      <w:proofErr w:type="gramStart"/>
+      <w:r>
+        <w:t>file</w:t>
+      </w:r>
+      <w:proofErr w:type="gramEnd"/>
+      <w:r>
+        <w:t xml:space="preserve"> to staging area.</w:t>
+      </w:r>
+    </w:p>
+    <w:p>
+      <w:r>
+        <w:rPr>
+          <w:b/>
+          <w:bCs/>
+        </w:rPr>
+        <w:t xml:space="preserve">git </w:t>
+      </w:r>
+      <w:proofErr w:type="gramStart"/>
+      <w:r>
+        <w:rPr>
+          <w:b/>
+          <w:bCs/>
+        </w:rPr>
+        <w:t>add .</w:t>
+      </w:r>
+      <w:proofErr w:type="gramEnd"/>
       <w:r>
         <w:t xml:space="preserve"> =&gt; to add all filed to staging area.</w:t>
       </w:r>
@@ -178,7 +219,11 @@
         <w:t>that is</w:t>
       </w:r>
       <w:r>
-        <w:t xml:space="preserve"> not tracked in</w:t>
+        <w:t xml:space="preserve"> not tracked </w:t>
+      </w:r>
+      <w:proofErr w:type="gramStart"/>
+      <w:r>
+        <w:t>in</w:t>
       </w:r>
       <w:r>
         <w:t xml:space="preserve"> </w:t>
@@ -187,7 +232,11 @@
         <w:t>.</w:t>
       </w:r>
       <w:r>
-        <w:t>git folder</w:t>
+        <w:t>git</w:t>
+      </w:r>
+      <w:proofErr w:type="gramEnd"/>
+      <w:r>
+        <w:t xml:space="preserve"> folder</w:t>
       </w:r>
       <w:r>
         <w:t xml:space="preserve"> and it</w:t>
@@ -201,7 +250,23 @@
     </w:p>
     <w:p>
       <w:r>
-        <w:t>To move from staged to unstage modified  we execute</w:t>
+        <w:t xml:space="preserve">To move from staged to </w:t>
+      </w:r>
+      <w:proofErr w:type="spellStart"/>
+      <w:r>
+        <w:t>unstage</w:t>
+      </w:r>
+      <w:proofErr w:type="spellEnd"/>
+      <w:r>
+        <w:t xml:space="preserve"> </w:t>
+      </w:r>
+      <w:proofErr w:type="gramStart"/>
+      <w:r>
+        <w:t>modified  we</w:t>
+      </w:r>
+      <w:proofErr w:type="gramEnd"/>
+      <w:r>
+        <w:t xml:space="preserve"> execute</w:t>
       </w:r>
     </w:p>
     <w:p>
@@ -280,12 +345,21 @@
           <w:bCs/>
         </w:rPr>
       </w:pPr>
-      <w:r>
-        <w:rPr>
-          <w:b/>
-          <w:bCs/>
-        </w:rPr>
-        <w:t>mkdir &lt;folder name&gt;</w:t>
+      <w:proofErr w:type="spellStart"/>
+      <w:r>
+        <w:rPr>
+          <w:b/>
+          <w:bCs/>
+        </w:rPr>
+        <w:t>mkdir</w:t>
+      </w:r>
+      <w:proofErr w:type="spellEnd"/>
+      <w:r>
+        <w:rPr>
+          <w:b/>
+          <w:bCs/>
+        </w:rPr>
+        <w:t xml:space="preserve"> &lt;folder name&gt;</w:t>
       </w:r>
     </w:p>
     <w:p>
@@ -335,7 +409,15 @@
           <w:b/>
           <w:bCs/>
         </w:rPr>
-        <w:t>echo "This is my first change" &gt;&gt; hello.txt</w:t>
+        <w:t xml:space="preserve">echo "This is my first change" &gt;&gt; </w:t>
+      </w:r>
+      <w:proofErr w:type="gramStart"/>
+      <w:r>
+        <w:rPr>
+          <w:b/>
+          <w:bCs/>
+        </w:rPr>
+        <w:t>hello.txt</w:t>
       </w:r>
       <w:r>
         <w:rPr>
@@ -349,7 +431,15 @@
           <w:b/>
           <w:bCs/>
         </w:rPr>
-        <w:t xml:space="preserve">=&gt; </w:t>
+        <w:t>=</w:t>
+      </w:r>
+      <w:proofErr w:type="gramEnd"/>
+      <w:r>
+        <w:rPr>
+          <w:b/>
+          <w:bCs/>
+        </w:rPr>
+        <w:t xml:space="preserve">&gt; </w:t>
       </w:r>
       <w:r>
         <w:t>Making Further Changes</w:t>
@@ -377,10 +467,26 @@
     </w:p>
     <w:p>
       <w:r>
-        <w:t xml:space="preserve">It compared its unstaged version to its staged version if there is no staged version then last commit </w:t>
-      </w:r>
-      <w:r>
-        <w:t>will be compared to unstaged version.</w:t>
+        <w:t xml:space="preserve">It compared its </w:t>
+      </w:r>
+      <w:proofErr w:type="spellStart"/>
+      <w:r>
+        <w:t>unstaged</w:t>
+      </w:r>
+      <w:proofErr w:type="spellEnd"/>
+      <w:r>
+        <w:t xml:space="preserve"> version to its staged version if there is no staged version then last commit </w:t>
+      </w:r>
+      <w:r>
+        <w:t xml:space="preserve">will be compared to </w:t>
+      </w:r>
+      <w:proofErr w:type="spellStart"/>
+      <w:r>
+        <w:t>unstaged</w:t>
+      </w:r>
+      <w:proofErr w:type="spellEnd"/>
+      <w:r>
+        <w:t xml:space="preserve"> version.</w:t>
       </w:r>
     </w:p>
     <w:p>
@@ -423,8 +529,13 @@
       <w:r>
         <w:t xml:space="preserve">see what you </w:t>
       </w:r>
-      <w:r>
-        <w:t>changes you have done in staged area as compared to last commit</w:t>
+      <w:proofErr w:type="gramStart"/>
+      <w:r>
+        <w:t>changes</w:t>
+      </w:r>
+      <w:proofErr w:type="gramEnd"/>
+      <w:r>
+        <w:t xml:space="preserve"> you have done in staged area as compared to last commit</w:t>
       </w:r>
     </w:p>
     <w:p>
@@ -483,7 +594,216 @@
         <w:t>.</w:t>
       </w:r>
     </w:p>
-    <w:p/>
+    <w:p>
+      <w:r>
+        <w:rPr>
+          <w:b/>
+          <w:bCs/>
+        </w:rPr>
+        <w:t xml:space="preserve">git branch </w:t>
+      </w:r>
+      <w:r>
+        <w:rPr>
+          <w:b/>
+          <w:bCs/>
+        </w:rPr>
+        <w:t xml:space="preserve">&lt;new branch&gt; =&gt; </w:t>
+      </w:r>
+      <w:r>
+        <w:t>To Create new branch</w:t>
+      </w:r>
+    </w:p>
+    <w:p>
+      <w:r>
+        <w:rPr>
+          <w:b/>
+          <w:bCs/>
+        </w:rPr>
+        <w:t xml:space="preserve">git switch </w:t>
+      </w:r>
+      <w:r>
+        <w:rPr>
+          <w:b/>
+          <w:bCs/>
+        </w:rPr>
+        <w:t>&lt;</w:t>
+      </w:r>
+      <w:r>
+        <w:rPr>
+          <w:b/>
+          <w:bCs/>
+        </w:rPr>
+        <w:t>branch</w:t>
+      </w:r>
+      <w:r>
+        <w:rPr>
+          <w:b/>
+          <w:bCs/>
+        </w:rPr>
+        <w:t xml:space="preserve"> you want to shift to&gt;</w:t>
+      </w:r>
+      <w:r>
+        <w:rPr>
+          <w:b/>
+          <w:bCs/>
+        </w:rPr>
+        <w:t xml:space="preserve"> =</w:t>
+      </w:r>
+      <w:proofErr w:type="gramStart"/>
+      <w:r>
+        <w:rPr>
+          <w:b/>
+          <w:bCs/>
+        </w:rPr>
+        <w:t xml:space="preserve">&gt;  </w:t>
+      </w:r>
+      <w:r>
+        <w:t>To</w:t>
+      </w:r>
+      <w:proofErr w:type="gramEnd"/>
+      <w:r>
+        <w:t xml:space="preserve"> Switch to </w:t>
+      </w:r>
+      <w:r>
+        <w:t>another branch</w:t>
+      </w:r>
+    </w:p>
+    <w:p>
+      <w:r>
+        <w:rPr>
+          <w:b/>
+          <w:bCs/>
+        </w:rPr>
+        <w:t>git checkout -b feature-navbar</w:t>
+      </w:r>
+      <w:r>
+        <w:rPr>
+          <w:b/>
+          <w:bCs/>
+        </w:rPr>
+        <w:t xml:space="preserve"> =&gt; </w:t>
+      </w:r>
+      <w:r>
+        <w:t>Create and Switch in One Command</w:t>
+      </w:r>
+    </w:p>
+    <w:p>
+      <w:pPr>
+        <w:rPr>
+          <w:b/>
+          <w:bCs/>
+        </w:rPr>
+      </w:pPr>
+      <w:r>
+        <w:rPr>
+          <w:b/>
+          <w:bCs/>
+        </w:rPr>
+        <w:t>View Current Branch</w:t>
+      </w:r>
+    </w:p>
+    <w:p>
+      <w:pPr>
+        <w:rPr>
+          <w:b/>
+          <w:bCs/>
+        </w:rPr>
+      </w:pPr>
+      <w:r>
+        <w:rPr>
+          <w:b/>
+          <w:bCs/>
+        </w:rPr>
+        <w:t>git branch</w:t>
+      </w:r>
+    </w:p>
+    <w:p>
+      <w:r>
+        <w:t>The asterisk (*) shows your current branch:</w:t>
+      </w:r>
+    </w:p>
+    <w:p>
+      <w:pPr>
+        <w:rPr>
+          <w:b/>
+          <w:bCs/>
+        </w:rPr>
+      </w:pPr>
+      <w:r>
+        <w:rPr>
+          <w:b/>
+          <w:bCs/>
+        </w:rPr>
+        <w:t xml:space="preserve">* </w:t>
+      </w:r>
+      <w:proofErr w:type="gramStart"/>
+      <w:r>
+        <w:rPr>
+          <w:b/>
+          <w:bCs/>
+        </w:rPr>
+        <w:t>main</w:t>
+      </w:r>
+      <w:proofErr w:type="gramEnd"/>
+    </w:p>
+    <w:p>
+      <w:pPr>
+        <w:rPr>
+          <w:b/>
+          <w:bCs/>
+        </w:rPr>
+      </w:pPr>
+      <w:r>
+        <w:rPr>
+          <w:b/>
+          <w:bCs/>
+        </w:rPr>
+        <w:t xml:space="preserve">  feature-login</w:t>
+      </w:r>
+    </w:p>
+    <w:p>
+      <w:pPr>
+        <w:rPr>
+          <w:b/>
+          <w:bCs/>
+        </w:rPr>
+      </w:pPr>
+      <w:r>
+        <w:rPr>
+          <w:b/>
+          <w:bCs/>
+        </w:rPr>
+        <w:t xml:space="preserve">  bugfix-header</w:t>
+      </w:r>
+    </w:p>
+    <w:p>
+      <w:r>
+        <w:t>View All Branches (Including Remote)</w:t>
+      </w:r>
+    </w:p>
+    <w:p>
+      <w:pPr>
+        <w:rPr>
+          <w:b/>
+          <w:bCs/>
+        </w:rPr>
+      </w:pPr>
+      <w:r>
+        <w:rPr>
+          <w:b/>
+          <w:bCs/>
+        </w:rPr>
+        <w:t>git branch -a</w:t>
+      </w:r>
+    </w:p>
+    <w:p>
+      <w:pPr>
+        <w:rPr>
+          <w:b/>
+          <w:bCs/>
+        </w:rPr>
+      </w:pPr>
+    </w:p>
     <w:sectPr>
       <w:pgSz w:w="11906" w:h="16838"/>
       <w:pgMar w:top="1440" w:right="1440" w:bottom="1440" w:left="1440" w:header="708" w:footer="708" w:gutter="0"/>
@@ -945,7 +1265,6 @@
     <w:next w:val="Normal"/>
     <w:link w:val="Heading3Char"/>
     <w:uiPriority w:val="9"/>
-    <w:semiHidden/>
     <w:unhideWhenUsed/>
     <w:qFormat/>
     <w:rsid w:val="00314E37"/>
@@ -1097,7 +1416,6 @@
   <w:style w:type="character" w:default="1" w:styleId="DefaultParagraphFont">
     <w:name w:val="Default Paragraph Font"/>
     <w:uiPriority w:val="1"/>
-    <w:semiHidden/>
     <w:unhideWhenUsed/>
   </w:style>
   <w:style w:type="table" w:default="1" w:styleId="TableNormal">
@@ -1152,7 +1470,6 @@
     <w:basedOn w:val="DefaultParagraphFont"/>
     <w:link w:val="Heading3"/>
     <w:uiPriority w:val="9"/>
-    <w:semiHidden/>
     <w:rsid w:val="00314E37"/>
     <w:rPr>
       <w:rFonts w:eastAsiaTheme="majorEastAsia" w:cstheme="majorBidi"/>

--- a/git cammands.docx
+++ b/git cammands.docx
@@ -26,7 +26,15 @@
     </w:p>
     <w:p>
       <w:r>
-        <w:t>staging area exist because you have 10 files which you have changed</w:t>
+        <w:t xml:space="preserve">staging area </w:t>
+      </w:r>
+      <w:proofErr w:type="gramStart"/>
+      <w:r>
+        <w:t>exist</w:t>
+      </w:r>
+      <w:proofErr w:type="gramEnd"/>
+      <w:r>
+        <w:t xml:space="preserve"> because you have 10 files which you have changed</w:t>
       </w:r>
       <w:r>
         <w:t xml:space="preserve"> but you want to save only </w:t>
@@ -41,14 +49,30 @@
           <w:b/>
           <w:bCs/>
         </w:rPr>
-        <w:t xml:space="preserve">git add &lt;filename1&gt; &lt;filename2&gt; </w:t>
-      </w:r>
-      <w:r>
-        <w:rPr>
-          <w:b/>
-          <w:bCs/>
-        </w:rPr>
-        <w:t xml:space="preserve">.. &lt;filename n&gt; </w:t>
+        <w:t>git add &lt;filename1&gt; &lt;filename2&gt;</w:t>
+      </w:r>
+      <w:proofErr w:type="gramStart"/>
+      <w:r>
+        <w:rPr>
+          <w:b/>
+          <w:bCs/>
+        </w:rPr>
+        <w:t xml:space="preserve"> </w:t>
+      </w:r>
+      <w:r>
+        <w:rPr>
+          <w:b/>
+          <w:bCs/>
+        </w:rPr>
+        <w:t>..</w:t>
+      </w:r>
+      <w:proofErr w:type="gramEnd"/>
+      <w:r>
+        <w:rPr>
+          <w:b/>
+          <w:bCs/>
+        </w:rPr>
+        <w:t xml:space="preserve"> &lt;filename n&gt; </w:t>
       </w:r>
       <w:r>
         <w:t>=&gt; to add multip</w:t>
@@ -57,17 +81,34 @@
         <w:t>l</w:t>
       </w:r>
       <w:r>
-        <w:t>e file to staging area.</w:t>
-      </w:r>
-    </w:p>
-    <w:p>
-      <w:r>
-        <w:rPr>
-          <w:b/>
-          <w:bCs/>
-        </w:rPr>
-        <w:t>git add .</w:t>
-      </w:r>
+        <w:t xml:space="preserve">e </w:t>
+      </w:r>
+      <w:proofErr w:type="gramStart"/>
+      <w:r>
+        <w:t>file</w:t>
+      </w:r>
+      <w:proofErr w:type="gramEnd"/>
+      <w:r>
+        <w:t xml:space="preserve"> to staging area.</w:t>
+      </w:r>
+    </w:p>
+    <w:p>
+      <w:r>
+        <w:rPr>
+          <w:b/>
+          <w:bCs/>
+        </w:rPr>
+        <w:t xml:space="preserve">git </w:t>
+      </w:r>
+      <w:proofErr w:type="gramStart"/>
+      <w:r>
+        <w:rPr>
+          <w:b/>
+          <w:bCs/>
+        </w:rPr>
+        <w:t>add .</w:t>
+      </w:r>
+      <w:proofErr w:type="gramEnd"/>
       <w:r>
         <w:t xml:space="preserve"> =&gt; to add all filed to staging area.</w:t>
       </w:r>
@@ -178,7 +219,11 @@
         <w:t>that is</w:t>
       </w:r>
       <w:r>
-        <w:t xml:space="preserve"> not tracked in</w:t>
+        <w:t xml:space="preserve"> not tracked </w:t>
+      </w:r>
+      <w:proofErr w:type="gramStart"/>
+      <w:r>
+        <w:t>in</w:t>
       </w:r>
       <w:r>
         <w:t xml:space="preserve"> </w:t>
@@ -187,7 +232,11 @@
         <w:t>.</w:t>
       </w:r>
       <w:r>
-        <w:t>git folder</w:t>
+        <w:t>git</w:t>
+      </w:r>
+      <w:proofErr w:type="gramEnd"/>
+      <w:r>
+        <w:t xml:space="preserve"> folder</w:t>
       </w:r>
       <w:r>
         <w:t xml:space="preserve"> and it</w:t>
@@ -201,7 +250,23 @@
     </w:p>
     <w:p>
       <w:r>
-        <w:t>To move from staged to unstage modified  we execute</w:t>
+        <w:t xml:space="preserve">To move from staged to </w:t>
+      </w:r>
+      <w:proofErr w:type="spellStart"/>
+      <w:r>
+        <w:t>unstage</w:t>
+      </w:r>
+      <w:proofErr w:type="spellEnd"/>
+      <w:r>
+        <w:t xml:space="preserve"> </w:t>
+      </w:r>
+      <w:proofErr w:type="gramStart"/>
+      <w:r>
+        <w:t>modified  we</w:t>
+      </w:r>
+      <w:proofErr w:type="gramEnd"/>
+      <w:r>
+        <w:t xml:space="preserve"> execute</w:t>
       </w:r>
     </w:p>
     <w:p>
@@ -280,12 +345,21 @@
           <w:bCs/>
         </w:rPr>
       </w:pPr>
-      <w:r>
-        <w:rPr>
-          <w:b/>
-          <w:bCs/>
-        </w:rPr>
-        <w:t>mkdir &lt;folder name&gt;</w:t>
+      <w:proofErr w:type="spellStart"/>
+      <w:r>
+        <w:rPr>
+          <w:b/>
+          <w:bCs/>
+        </w:rPr>
+        <w:t>mkdir</w:t>
+      </w:r>
+      <w:proofErr w:type="spellEnd"/>
+      <w:r>
+        <w:rPr>
+          <w:b/>
+          <w:bCs/>
+        </w:rPr>
+        <w:t xml:space="preserve"> &lt;folder name&gt;</w:t>
       </w:r>
     </w:p>
     <w:p>
@@ -335,7 +409,15 @@
           <w:b/>
           <w:bCs/>
         </w:rPr>
-        <w:t>echo "This is my first change" &gt;&gt; hello.txt</w:t>
+        <w:t xml:space="preserve">echo "This is my first change" &gt;&gt; </w:t>
+      </w:r>
+      <w:proofErr w:type="gramStart"/>
+      <w:r>
+        <w:rPr>
+          <w:b/>
+          <w:bCs/>
+        </w:rPr>
+        <w:t>hello.txt</w:t>
       </w:r>
       <w:r>
         <w:rPr>
@@ -349,7 +431,15 @@
           <w:b/>
           <w:bCs/>
         </w:rPr>
-        <w:t xml:space="preserve">=&gt; </w:t>
+        <w:t>=</w:t>
+      </w:r>
+      <w:proofErr w:type="gramEnd"/>
+      <w:r>
+        <w:rPr>
+          <w:b/>
+          <w:bCs/>
+        </w:rPr>
+        <w:t xml:space="preserve">&gt; </w:t>
       </w:r>
       <w:r>
         <w:t>Making Further Changes</w:t>
@@ -377,10 +467,26 @@
     </w:p>
     <w:p>
       <w:r>
-        <w:t xml:space="preserve">It compared its unstaged version to its staged version if there is no staged version then last commit </w:t>
-      </w:r>
-      <w:r>
-        <w:t>will be compared to unstaged version.</w:t>
+        <w:t xml:space="preserve">It compared its </w:t>
+      </w:r>
+      <w:proofErr w:type="spellStart"/>
+      <w:r>
+        <w:t>unstaged</w:t>
+      </w:r>
+      <w:proofErr w:type="spellEnd"/>
+      <w:r>
+        <w:t xml:space="preserve"> version to its staged version if there is no staged version then last commit </w:t>
+      </w:r>
+      <w:r>
+        <w:t xml:space="preserve">will be compared to </w:t>
+      </w:r>
+      <w:proofErr w:type="spellStart"/>
+      <w:r>
+        <w:t>unstaged</w:t>
+      </w:r>
+      <w:proofErr w:type="spellEnd"/>
+      <w:r>
+        <w:t xml:space="preserve"> version.</w:t>
       </w:r>
     </w:p>
     <w:p>
@@ -423,8 +529,13 @@
       <w:r>
         <w:t xml:space="preserve">see what you </w:t>
       </w:r>
-      <w:r>
-        <w:t>changes you have done in staged area as compared to last commit</w:t>
+      <w:proofErr w:type="gramStart"/>
+      <w:r>
+        <w:t>changes</w:t>
+      </w:r>
+      <w:proofErr w:type="gramEnd"/>
+      <w:r>
+        <w:t xml:space="preserve"> you have done in staged area as compared to last commit</w:t>
       </w:r>
     </w:p>
     <w:p>
@@ -483,7 +594,206 @@
         <w:t>.</w:t>
       </w:r>
     </w:p>
-    <w:p/>
+    <w:p>
+      <w:r>
+        <w:rPr>
+          <w:b/>
+          <w:bCs/>
+        </w:rPr>
+        <w:t xml:space="preserve">git branch </w:t>
+      </w:r>
+      <w:r>
+        <w:rPr>
+          <w:b/>
+          <w:bCs/>
+        </w:rPr>
+        <w:t xml:space="preserve">&lt;new branch&gt; =&gt; </w:t>
+      </w:r>
+      <w:r>
+        <w:t>To Create new branch</w:t>
+      </w:r>
+    </w:p>
+    <w:p>
+      <w:r>
+        <w:rPr>
+          <w:b/>
+          <w:bCs/>
+        </w:rPr>
+        <w:t xml:space="preserve">git switch </w:t>
+      </w:r>
+      <w:r>
+        <w:rPr>
+          <w:b/>
+          <w:bCs/>
+        </w:rPr>
+        <w:t>&lt;</w:t>
+      </w:r>
+      <w:r>
+        <w:rPr>
+          <w:b/>
+          <w:bCs/>
+        </w:rPr>
+        <w:t>branch</w:t>
+      </w:r>
+      <w:r>
+        <w:rPr>
+          <w:b/>
+          <w:bCs/>
+        </w:rPr>
+        <w:t xml:space="preserve"> you want to shift to&gt;</w:t>
+      </w:r>
+      <w:r>
+        <w:rPr>
+          <w:b/>
+          <w:bCs/>
+        </w:rPr>
+        <w:t xml:space="preserve"> =</w:t>
+      </w:r>
+      <w:proofErr w:type="gramStart"/>
+      <w:r>
+        <w:rPr>
+          <w:b/>
+          <w:bCs/>
+        </w:rPr>
+        <w:t xml:space="preserve">&gt;  </w:t>
+      </w:r>
+      <w:r>
+        <w:t>To</w:t>
+      </w:r>
+      <w:proofErr w:type="gramEnd"/>
+      <w:r>
+        <w:t xml:space="preserve"> Switch to </w:t>
+      </w:r>
+      <w:r>
+        <w:t>another branch</w:t>
+      </w:r>
+    </w:p>
+    <w:p>
+      <w:r>
+        <w:rPr>
+          <w:b/>
+          <w:bCs/>
+        </w:rPr>
+        <w:t>git checkout -b feature-navbar</w:t>
+      </w:r>
+      <w:r>
+        <w:rPr>
+          <w:b/>
+          <w:bCs/>
+        </w:rPr>
+        <w:t xml:space="preserve"> =&gt; </w:t>
+      </w:r>
+      <w:r>
+        <w:t>Create and Switch in One Command</w:t>
+      </w:r>
+    </w:p>
+    <w:p>
+      <w:r>
+        <w:t>View Current Branch</w:t>
+      </w:r>
+    </w:p>
+    <w:p>
+      <w:pPr>
+        <w:rPr>
+          <w:b/>
+          <w:bCs/>
+        </w:rPr>
+      </w:pPr>
+      <w:r>
+        <w:rPr>
+          <w:b/>
+          <w:bCs/>
+        </w:rPr>
+        <w:t>git branch</w:t>
+      </w:r>
+    </w:p>
+    <w:p>
+      <w:r>
+        <w:t>The asterisk (*) shows your current branch:</w:t>
+      </w:r>
+    </w:p>
+    <w:p>
+      <w:pPr>
+        <w:rPr>
+          <w:b/>
+          <w:bCs/>
+        </w:rPr>
+      </w:pPr>
+      <w:r>
+        <w:rPr>
+          <w:b/>
+          <w:bCs/>
+        </w:rPr>
+        <w:t xml:space="preserve">* </w:t>
+      </w:r>
+      <w:proofErr w:type="gramStart"/>
+      <w:r>
+        <w:rPr>
+          <w:b/>
+          <w:bCs/>
+        </w:rPr>
+        <w:t>main</w:t>
+      </w:r>
+      <w:proofErr w:type="gramEnd"/>
+    </w:p>
+    <w:p>
+      <w:pPr>
+        <w:rPr>
+          <w:b/>
+          <w:bCs/>
+        </w:rPr>
+      </w:pPr>
+      <w:r>
+        <w:rPr>
+          <w:b/>
+          <w:bCs/>
+        </w:rPr>
+        <w:t xml:space="preserve">  feature-login</w:t>
+      </w:r>
+    </w:p>
+    <w:p>
+      <w:pPr>
+        <w:rPr>
+          <w:b/>
+          <w:bCs/>
+        </w:rPr>
+      </w:pPr>
+      <w:r>
+        <w:rPr>
+          <w:b/>
+          <w:bCs/>
+        </w:rPr>
+        <w:t xml:space="preserve">  bugfix-header</w:t>
+      </w:r>
+    </w:p>
+    <w:p>
+      <w:r>
+        <w:t>View All Branches (Including Remote)</w:t>
+      </w:r>
+    </w:p>
+    <w:p>
+      <w:pPr>
+        <w:rPr>
+          <w:b/>
+          <w:bCs/>
+        </w:rPr>
+      </w:pPr>
+      <w:r>
+        <w:rPr>
+          <w:b/>
+          <w:bCs/>
+        </w:rPr>
+        <w:t>git branch -a</w:t>
+      </w:r>
+    </w:p>
+    <w:p>
+      <w:pPr>
+        <w:rPr>
+          <w:b/>
+          <w:bCs/>
+        </w:rPr>
+      </w:pPr>
+    </w:p>
     <w:sectPr>
       <w:pgSz w:w="11906" w:h="16838"/>
       <w:pgMar w:top="1440" w:right="1440" w:bottom="1440" w:left="1440" w:header="708" w:footer="708" w:gutter="0"/>
@@ -945,7 +1255,6 @@
     <w:next w:val="Normal"/>
     <w:link w:val="Heading3Char"/>
     <w:uiPriority w:val="9"/>
-    <w:semiHidden/>
     <w:unhideWhenUsed/>
     <w:qFormat/>
     <w:rsid w:val="00314E37"/>
@@ -1097,7 +1406,6 @@
   <w:style w:type="character" w:default="1" w:styleId="DefaultParagraphFont">
     <w:name w:val="Default Paragraph Font"/>
     <w:uiPriority w:val="1"/>
-    <w:semiHidden/>
     <w:unhideWhenUsed/>
   </w:style>
   <w:style w:type="table" w:default="1" w:styleId="TableNormal">
@@ -1152,7 +1460,6 @@
     <w:basedOn w:val="DefaultParagraphFont"/>
     <w:link w:val="Heading3"/>
     <w:uiPriority w:val="9"/>
-    <w:semiHidden/>
     <w:rsid w:val="00314E37"/>
     <w:rPr>
       <w:rFonts w:eastAsiaTheme="majorEastAsia" w:cstheme="majorBidi"/>
